--- a/outputs/12_statistics/T28_statistical_significance_comparison.docx
+++ b/outputs/12_statistics/T28_statistical_significance_comparison.docx
@@ -452,33 +452,33 @@
               <w:rPr>
                 <w:sz w:val="18"/>
               </w:rPr>
-              <w:t>0.0000</w:t>
-            </w:r>
-          </w:p>
-        </w:tc>
-        <w:tc>
-          <w:tcPr>
-            <w:tcW w:type="dxa" w:w="480"/>
-          </w:tcPr>
-          <w:p>
-            <w:r>
-              <w:rPr>
-                <w:sz w:val="18"/>
-              </w:rPr>
-              <w:t>0.0000</w:t>
-            </w:r>
-          </w:p>
-        </w:tc>
-        <w:tc>
-          <w:tcPr>
-            <w:tcW w:type="dxa" w:w="480"/>
-          </w:tcPr>
-          <w:p>
-            <w:r>
-              <w:rPr>
-                <w:sz w:val="18"/>
-              </w:rPr>
-              <w:t>0.0000</w:t>
+              <w:t>&lt;0.0001</w:t>
+            </w:r>
+          </w:p>
+        </w:tc>
+        <w:tc>
+          <w:tcPr>
+            <w:tcW w:type="dxa" w:w="480"/>
+          </w:tcPr>
+          <w:p>
+            <w:r>
+              <w:rPr>
+                <w:sz w:val="18"/>
+              </w:rPr>
+              <w:t>&lt;0.0001</w:t>
+            </w:r>
+          </w:p>
+        </w:tc>
+        <w:tc>
+          <w:tcPr>
+            <w:tcW w:type="dxa" w:w="480"/>
+          </w:tcPr>
+          <w:p>
+            <w:r>
+              <w:rPr>
+                <w:sz w:val="18"/>
+              </w:rPr>
+              <w:t>&lt;0.0001</w:t>
             </w:r>
           </w:p>
         </w:tc>
@@ -688,33 +688,33 @@
               <w:rPr>
                 <w:sz w:val="18"/>
               </w:rPr>
-              <w:t>0.0000</w:t>
-            </w:r>
-          </w:p>
-        </w:tc>
-        <w:tc>
-          <w:tcPr>
-            <w:tcW w:type="dxa" w:w="480"/>
-          </w:tcPr>
-          <w:p>
-            <w:r>
-              <w:rPr>
-                <w:sz w:val="18"/>
-              </w:rPr>
-              <w:t>0.0000</w:t>
-            </w:r>
-          </w:p>
-        </w:tc>
-        <w:tc>
-          <w:tcPr>
-            <w:tcW w:type="dxa" w:w="480"/>
-          </w:tcPr>
-          <w:p>
-            <w:r>
-              <w:rPr>
-                <w:sz w:val="18"/>
-              </w:rPr>
-              <w:t>0.0000</w:t>
+              <w:t>&lt;0.0001</w:t>
+            </w:r>
+          </w:p>
+        </w:tc>
+        <w:tc>
+          <w:tcPr>
+            <w:tcW w:type="dxa" w:w="480"/>
+          </w:tcPr>
+          <w:p>
+            <w:r>
+              <w:rPr>
+                <w:sz w:val="18"/>
+              </w:rPr>
+              <w:t>&lt;0.0001</w:t>
+            </w:r>
+          </w:p>
+        </w:tc>
+        <w:tc>
+          <w:tcPr>
+            <w:tcW w:type="dxa" w:w="480"/>
+          </w:tcPr>
+          <w:p>
+            <w:r>
+              <w:rPr>
+                <w:sz w:val="18"/>
+              </w:rPr>
+              <w:t>&lt;0.0001</w:t>
             </w:r>
           </w:p>
         </w:tc>
@@ -924,33 +924,33 @@
               <w:rPr>
                 <w:sz w:val="18"/>
               </w:rPr>
-              <w:t>0.0000</w:t>
-            </w:r>
-          </w:p>
-        </w:tc>
-        <w:tc>
-          <w:tcPr>
-            <w:tcW w:type="dxa" w:w="480"/>
-          </w:tcPr>
-          <w:p>
-            <w:r>
-              <w:rPr>
-                <w:sz w:val="18"/>
-              </w:rPr>
-              <w:t>0.0000</w:t>
-            </w:r>
-          </w:p>
-        </w:tc>
-        <w:tc>
-          <w:tcPr>
-            <w:tcW w:type="dxa" w:w="480"/>
-          </w:tcPr>
-          <w:p>
-            <w:r>
-              <w:rPr>
-                <w:sz w:val="18"/>
-              </w:rPr>
-              <w:t>0.0000</w:t>
+              <w:t>&lt;0.0001</w:t>
+            </w:r>
+          </w:p>
+        </w:tc>
+        <w:tc>
+          <w:tcPr>
+            <w:tcW w:type="dxa" w:w="480"/>
+          </w:tcPr>
+          <w:p>
+            <w:r>
+              <w:rPr>
+                <w:sz w:val="18"/>
+              </w:rPr>
+              <w:t>&lt;0.0001</w:t>
+            </w:r>
+          </w:p>
+        </w:tc>
+        <w:tc>
+          <w:tcPr>
+            <w:tcW w:type="dxa" w:w="480"/>
+          </w:tcPr>
+          <w:p>
+            <w:r>
+              <w:rPr>
+                <w:sz w:val="18"/>
+              </w:rPr>
+              <w:t>&lt;0.0001</w:t>
             </w:r>
           </w:p>
         </w:tc>
@@ -1396,33 +1396,33 @@
               <w:rPr>
                 <w:sz w:val="18"/>
               </w:rPr>
-              <w:t>0.0000</w:t>
-            </w:r>
-          </w:p>
-        </w:tc>
-        <w:tc>
-          <w:tcPr>
-            <w:tcW w:type="dxa" w:w="480"/>
-          </w:tcPr>
-          <w:p>
-            <w:r>
-              <w:rPr>
-                <w:sz w:val="18"/>
-              </w:rPr>
-              <w:t>0.0000</w:t>
-            </w:r>
-          </w:p>
-        </w:tc>
-        <w:tc>
-          <w:tcPr>
-            <w:tcW w:type="dxa" w:w="480"/>
-          </w:tcPr>
-          <w:p>
-            <w:r>
-              <w:rPr>
-                <w:sz w:val="18"/>
-              </w:rPr>
-              <w:t>0.0000</w:t>
+              <w:t>&lt;0.0001</w:t>
+            </w:r>
+          </w:p>
+        </w:tc>
+        <w:tc>
+          <w:tcPr>
+            <w:tcW w:type="dxa" w:w="480"/>
+          </w:tcPr>
+          <w:p>
+            <w:r>
+              <w:rPr>
+                <w:sz w:val="18"/>
+              </w:rPr>
+              <w:t>&lt;0.0001</w:t>
+            </w:r>
+          </w:p>
+        </w:tc>
+        <w:tc>
+          <w:tcPr>
+            <w:tcW w:type="dxa" w:w="480"/>
+          </w:tcPr>
+          <w:p>
+            <w:r>
+              <w:rPr>
+                <w:sz w:val="18"/>
+              </w:rPr>
+              <w:t>&lt;0.0001</w:t>
             </w:r>
           </w:p>
         </w:tc>
@@ -1632,33 +1632,33 @@
               <w:rPr>
                 <w:sz w:val="18"/>
               </w:rPr>
-              <w:t>0.0000</w:t>
-            </w:r>
-          </w:p>
-        </w:tc>
-        <w:tc>
-          <w:tcPr>
-            <w:tcW w:type="dxa" w:w="480"/>
-          </w:tcPr>
-          <w:p>
-            <w:r>
-              <w:rPr>
-                <w:sz w:val="18"/>
-              </w:rPr>
-              <w:t>0.0000</w:t>
-            </w:r>
-          </w:p>
-        </w:tc>
-        <w:tc>
-          <w:tcPr>
-            <w:tcW w:type="dxa" w:w="480"/>
-          </w:tcPr>
-          <w:p>
-            <w:r>
-              <w:rPr>
-                <w:sz w:val="18"/>
-              </w:rPr>
-              <w:t>0.0000</w:t>
+              <w:t>&lt;0.0001</w:t>
+            </w:r>
+          </w:p>
+        </w:tc>
+        <w:tc>
+          <w:tcPr>
+            <w:tcW w:type="dxa" w:w="480"/>
+          </w:tcPr>
+          <w:p>
+            <w:r>
+              <w:rPr>
+                <w:sz w:val="18"/>
+              </w:rPr>
+              <w:t>&lt;0.0001</w:t>
+            </w:r>
+          </w:p>
+        </w:tc>
+        <w:tc>
+          <w:tcPr>
+            <w:tcW w:type="dxa" w:w="480"/>
+          </w:tcPr>
+          <w:p>
+            <w:r>
+              <w:rPr>
+                <w:sz w:val="18"/>
+              </w:rPr>
+              <w:t>&lt;0.0001</w:t>
             </w:r>
           </w:p>
         </w:tc>
@@ -1868,33 +1868,33 @@
               <w:rPr>
                 <w:sz w:val="18"/>
               </w:rPr>
-              <w:t>0.0000</w:t>
-            </w:r>
-          </w:p>
-        </w:tc>
-        <w:tc>
-          <w:tcPr>
-            <w:tcW w:type="dxa" w:w="480"/>
-          </w:tcPr>
-          <w:p>
-            <w:r>
-              <w:rPr>
-                <w:sz w:val="18"/>
-              </w:rPr>
-              <w:t>0.0000</w:t>
-            </w:r>
-          </w:p>
-        </w:tc>
-        <w:tc>
-          <w:tcPr>
-            <w:tcW w:type="dxa" w:w="480"/>
-          </w:tcPr>
-          <w:p>
-            <w:r>
-              <w:rPr>
-                <w:sz w:val="18"/>
-              </w:rPr>
-              <w:t>0.0000</w:t>
+              <w:t>&lt;0.0001</w:t>
+            </w:r>
+          </w:p>
+        </w:tc>
+        <w:tc>
+          <w:tcPr>
+            <w:tcW w:type="dxa" w:w="480"/>
+          </w:tcPr>
+          <w:p>
+            <w:r>
+              <w:rPr>
+                <w:sz w:val="18"/>
+              </w:rPr>
+              <w:t>&lt;0.0001</w:t>
+            </w:r>
+          </w:p>
+        </w:tc>
+        <w:tc>
+          <w:tcPr>
+            <w:tcW w:type="dxa" w:w="480"/>
+          </w:tcPr>
+          <w:p>
+            <w:r>
+              <w:rPr>
+                <w:sz w:val="18"/>
+              </w:rPr>
+              <w:t>&lt;0.0001</w:t>
             </w:r>
           </w:p>
         </w:tc>
@@ -2104,33 +2104,33 @@
               <w:rPr>
                 <w:sz w:val="18"/>
               </w:rPr>
-              <w:t>0.0000</w:t>
-            </w:r>
-          </w:p>
-        </w:tc>
-        <w:tc>
-          <w:tcPr>
-            <w:tcW w:type="dxa" w:w="480"/>
-          </w:tcPr>
-          <w:p>
-            <w:r>
-              <w:rPr>
-                <w:sz w:val="18"/>
-              </w:rPr>
-              <w:t>0.0000</w:t>
-            </w:r>
-          </w:p>
-        </w:tc>
-        <w:tc>
-          <w:tcPr>
-            <w:tcW w:type="dxa" w:w="480"/>
-          </w:tcPr>
-          <w:p>
-            <w:r>
-              <w:rPr>
-                <w:sz w:val="18"/>
-              </w:rPr>
-              <w:t>0.0000</w:t>
+              <w:t>&lt;0.0001</w:t>
+            </w:r>
+          </w:p>
+        </w:tc>
+        <w:tc>
+          <w:tcPr>
+            <w:tcW w:type="dxa" w:w="480"/>
+          </w:tcPr>
+          <w:p>
+            <w:r>
+              <w:rPr>
+                <w:sz w:val="18"/>
+              </w:rPr>
+              <w:t>&lt;0.0001</w:t>
+            </w:r>
+          </w:p>
+        </w:tc>
+        <w:tc>
+          <w:tcPr>
+            <w:tcW w:type="dxa" w:w="480"/>
+          </w:tcPr>
+          <w:p>
+            <w:r>
+              <w:rPr>
+                <w:sz w:val="18"/>
+              </w:rPr>
+              <w:t>&lt;0.0001</w:t>
             </w:r>
           </w:p>
         </w:tc>
@@ -2340,33 +2340,33 @@
               <w:rPr>
                 <w:sz w:val="18"/>
               </w:rPr>
-              <w:t>0.0000</w:t>
-            </w:r>
-          </w:p>
-        </w:tc>
-        <w:tc>
-          <w:tcPr>
-            <w:tcW w:type="dxa" w:w="480"/>
-          </w:tcPr>
-          <w:p>
-            <w:r>
-              <w:rPr>
-                <w:sz w:val="18"/>
-              </w:rPr>
-              <w:t>0.0000</w:t>
-            </w:r>
-          </w:p>
-        </w:tc>
-        <w:tc>
-          <w:tcPr>
-            <w:tcW w:type="dxa" w:w="480"/>
-          </w:tcPr>
-          <w:p>
-            <w:r>
-              <w:rPr>
-                <w:sz w:val="18"/>
-              </w:rPr>
-              <w:t>0.0000</w:t>
+              <w:t>&lt;0.0001</w:t>
+            </w:r>
+          </w:p>
+        </w:tc>
+        <w:tc>
+          <w:tcPr>
+            <w:tcW w:type="dxa" w:w="480"/>
+          </w:tcPr>
+          <w:p>
+            <w:r>
+              <w:rPr>
+                <w:sz w:val="18"/>
+              </w:rPr>
+              <w:t>&lt;0.0001</w:t>
+            </w:r>
+          </w:p>
+        </w:tc>
+        <w:tc>
+          <w:tcPr>
+            <w:tcW w:type="dxa" w:w="480"/>
+          </w:tcPr>
+          <w:p>
+            <w:r>
+              <w:rPr>
+                <w:sz w:val="18"/>
+              </w:rPr>
+              <w:t>&lt;0.0001</w:t>
             </w:r>
           </w:p>
         </w:tc>
@@ -2576,33 +2576,33 @@
               <w:rPr>
                 <w:sz w:val="18"/>
               </w:rPr>
-              <w:t>0.0000</w:t>
-            </w:r>
-          </w:p>
-        </w:tc>
-        <w:tc>
-          <w:tcPr>
-            <w:tcW w:type="dxa" w:w="480"/>
-          </w:tcPr>
-          <w:p>
-            <w:r>
-              <w:rPr>
-                <w:sz w:val="18"/>
-              </w:rPr>
-              <w:t>0.0000</w:t>
-            </w:r>
-          </w:p>
-        </w:tc>
-        <w:tc>
-          <w:tcPr>
-            <w:tcW w:type="dxa" w:w="480"/>
-          </w:tcPr>
-          <w:p>
-            <w:r>
-              <w:rPr>
-                <w:sz w:val="18"/>
-              </w:rPr>
-              <w:t>0.0000</w:t>
+              <w:t>&lt;0.0001</w:t>
+            </w:r>
+          </w:p>
+        </w:tc>
+        <w:tc>
+          <w:tcPr>
+            <w:tcW w:type="dxa" w:w="480"/>
+          </w:tcPr>
+          <w:p>
+            <w:r>
+              <w:rPr>
+                <w:sz w:val="18"/>
+              </w:rPr>
+              <w:t>&lt;0.0001</w:t>
+            </w:r>
+          </w:p>
+        </w:tc>
+        <w:tc>
+          <w:tcPr>
+            <w:tcW w:type="dxa" w:w="480"/>
+          </w:tcPr>
+          <w:p>
+            <w:r>
+              <w:rPr>
+                <w:sz w:val="18"/>
+              </w:rPr>
+              <w:t>&lt;0.0001</w:t>
             </w:r>
           </w:p>
         </w:tc>
@@ -2812,33 +2812,33 @@
               <w:rPr>
                 <w:sz w:val="18"/>
               </w:rPr>
-              <w:t>0.0000</w:t>
-            </w:r>
-          </w:p>
-        </w:tc>
-        <w:tc>
-          <w:tcPr>
-            <w:tcW w:type="dxa" w:w="480"/>
-          </w:tcPr>
-          <w:p>
-            <w:r>
-              <w:rPr>
-                <w:sz w:val="18"/>
-              </w:rPr>
-              <w:t>0.0000</w:t>
-            </w:r>
-          </w:p>
-        </w:tc>
-        <w:tc>
-          <w:tcPr>
-            <w:tcW w:type="dxa" w:w="480"/>
-          </w:tcPr>
-          <w:p>
-            <w:r>
-              <w:rPr>
-                <w:sz w:val="18"/>
-              </w:rPr>
-              <w:t>0.0000</w:t>
+              <w:t>&lt;0.0001</w:t>
+            </w:r>
+          </w:p>
+        </w:tc>
+        <w:tc>
+          <w:tcPr>
+            <w:tcW w:type="dxa" w:w="480"/>
+          </w:tcPr>
+          <w:p>
+            <w:r>
+              <w:rPr>
+                <w:sz w:val="18"/>
+              </w:rPr>
+              <w:t>&lt;0.0001</w:t>
+            </w:r>
+          </w:p>
+        </w:tc>
+        <w:tc>
+          <w:tcPr>
+            <w:tcW w:type="dxa" w:w="480"/>
+          </w:tcPr>
+          <w:p>
+            <w:r>
+              <w:rPr>
+                <w:sz w:val="18"/>
+              </w:rPr>
+              <w:t>&lt;0.0001</w:t>
             </w:r>
           </w:p>
         </w:tc>
@@ -3284,33 +3284,33 @@
               <w:rPr>
                 <w:sz w:val="18"/>
               </w:rPr>
-              <w:t>0.0000</w:t>
-            </w:r>
-          </w:p>
-        </w:tc>
-        <w:tc>
-          <w:tcPr>
-            <w:tcW w:type="dxa" w:w="480"/>
-          </w:tcPr>
-          <w:p>
-            <w:r>
-              <w:rPr>
-                <w:sz w:val="18"/>
-              </w:rPr>
-              <w:t>0.0000</w:t>
-            </w:r>
-          </w:p>
-        </w:tc>
-        <w:tc>
-          <w:tcPr>
-            <w:tcW w:type="dxa" w:w="480"/>
-          </w:tcPr>
-          <w:p>
-            <w:r>
-              <w:rPr>
-                <w:sz w:val="18"/>
-              </w:rPr>
-              <w:t>0.0000</w:t>
+              <w:t>&lt;0.0001</w:t>
+            </w:r>
+          </w:p>
+        </w:tc>
+        <w:tc>
+          <w:tcPr>
+            <w:tcW w:type="dxa" w:w="480"/>
+          </w:tcPr>
+          <w:p>
+            <w:r>
+              <w:rPr>
+                <w:sz w:val="18"/>
+              </w:rPr>
+              <w:t>&lt;0.0001</w:t>
+            </w:r>
+          </w:p>
+        </w:tc>
+        <w:tc>
+          <w:tcPr>
+            <w:tcW w:type="dxa" w:w="480"/>
+          </w:tcPr>
+          <w:p>
+            <w:r>
+              <w:rPr>
+                <w:sz w:val="18"/>
+              </w:rPr>
+              <w:t>&lt;0.0001</w:t>
             </w:r>
           </w:p>
         </w:tc>
@@ -3520,33 +3520,33 @@
               <w:rPr>
                 <w:sz w:val="18"/>
               </w:rPr>
-              <w:t>0.0000</w:t>
-            </w:r>
-          </w:p>
-        </w:tc>
-        <w:tc>
-          <w:tcPr>
-            <w:tcW w:type="dxa" w:w="480"/>
-          </w:tcPr>
-          <w:p>
-            <w:r>
-              <w:rPr>
-                <w:sz w:val="18"/>
-              </w:rPr>
-              <w:t>0.0000</w:t>
-            </w:r>
-          </w:p>
-        </w:tc>
-        <w:tc>
-          <w:tcPr>
-            <w:tcW w:type="dxa" w:w="480"/>
-          </w:tcPr>
-          <w:p>
-            <w:r>
-              <w:rPr>
-                <w:sz w:val="18"/>
-              </w:rPr>
-              <w:t>0.0000</w:t>
+              <w:t>&lt;0.0001</w:t>
+            </w:r>
+          </w:p>
+        </w:tc>
+        <w:tc>
+          <w:tcPr>
+            <w:tcW w:type="dxa" w:w="480"/>
+          </w:tcPr>
+          <w:p>
+            <w:r>
+              <w:rPr>
+                <w:sz w:val="18"/>
+              </w:rPr>
+              <w:t>&lt;0.0001</w:t>
+            </w:r>
+          </w:p>
+        </w:tc>
+        <w:tc>
+          <w:tcPr>
+            <w:tcW w:type="dxa" w:w="480"/>
+          </w:tcPr>
+          <w:p>
+            <w:r>
+              <w:rPr>
+                <w:sz w:val="18"/>
+              </w:rPr>
+              <w:t>&lt;0.0001</w:t>
             </w:r>
           </w:p>
         </w:tc>
@@ -3756,33 +3756,33 @@
               <w:rPr>
                 <w:sz w:val="18"/>
               </w:rPr>
-              <w:t>0.0000</w:t>
-            </w:r>
-          </w:p>
-        </w:tc>
-        <w:tc>
-          <w:tcPr>
-            <w:tcW w:type="dxa" w:w="480"/>
-          </w:tcPr>
-          <w:p>
-            <w:r>
-              <w:rPr>
-                <w:sz w:val="18"/>
-              </w:rPr>
-              <w:t>0.0000</w:t>
-            </w:r>
-          </w:p>
-        </w:tc>
-        <w:tc>
-          <w:tcPr>
-            <w:tcW w:type="dxa" w:w="480"/>
-          </w:tcPr>
-          <w:p>
-            <w:r>
-              <w:rPr>
-                <w:sz w:val="18"/>
-              </w:rPr>
-              <w:t>0.0000</w:t>
+              <w:t>&lt;0.0001</w:t>
+            </w:r>
+          </w:p>
+        </w:tc>
+        <w:tc>
+          <w:tcPr>
+            <w:tcW w:type="dxa" w:w="480"/>
+          </w:tcPr>
+          <w:p>
+            <w:r>
+              <w:rPr>
+                <w:sz w:val="18"/>
+              </w:rPr>
+              <w:t>&lt;0.0001</w:t>
+            </w:r>
+          </w:p>
+        </w:tc>
+        <w:tc>
+          <w:tcPr>
+            <w:tcW w:type="dxa" w:w="480"/>
+          </w:tcPr>
+          <w:p>
+            <w:r>
+              <w:rPr>
+                <w:sz w:val="18"/>
+              </w:rPr>
+              <w:t>&lt;0.0001</w:t>
             </w:r>
           </w:p>
         </w:tc>
@@ -3992,33 +3992,33 @@
               <w:rPr>
                 <w:sz w:val="18"/>
               </w:rPr>
-              <w:t>0.0000</w:t>
-            </w:r>
-          </w:p>
-        </w:tc>
-        <w:tc>
-          <w:tcPr>
-            <w:tcW w:type="dxa" w:w="480"/>
-          </w:tcPr>
-          <w:p>
-            <w:r>
-              <w:rPr>
-                <w:sz w:val="18"/>
-              </w:rPr>
-              <w:t>0.0000</w:t>
-            </w:r>
-          </w:p>
-        </w:tc>
-        <w:tc>
-          <w:tcPr>
-            <w:tcW w:type="dxa" w:w="480"/>
-          </w:tcPr>
-          <w:p>
-            <w:r>
-              <w:rPr>
-                <w:sz w:val="18"/>
-              </w:rPr>
-              <w:t>0.0000</w:t>
+              <w:t>&lt;0.0001</w:t>
+            </w:r>
+          </w:p>
+        </w:tc>
+        <w:tc>
+          <w:tcPr>
+            <w:tcW w:type="dxa" w:w="480"/>
+          </w:tcPr>
+          <w:p>
+            <w:r>
+              <w:rPr>
+                <w:sz w:val="18"/>
+              </w:rPr>
+              <w:t>&lt;0.0001</w:t>
+            </w:r>
+          </w:p>
+        </w:tc>
+        <w:tc>
+          <w:tcPr>
+            <w:tcW w:type="dxa" w:w="480"/>
+          </w:tcPr>
+          <w:p>
+            <w:r>
+              <w:rPr>
+                <w:sz w:val="18"/>
+              </w:rPr>
+              <w:t>&lt;0.0001</w:t>
             </w:r>
           </w:p>
         </w:tc>
@@ -4464,7 +4464,7 @@
               <w:rPr>
                 <w:sz w:val="18"/>
               </w:rPr>
-              <w:t>0.0000</w:t>
+              <w:t>&lt;0.0001</w:t>
             </w:r>
           </w:p>
         </w:tc>
@@ -4490,7 +4490,7 @@
               <w:rPr>
                 <w:sz w:val="18"/>
               </w:rPr>
-              <w:t>0.0001</w:t>
+              <w:t>&lt;0.0001</w:t>
             </w:r>
           </w:p>
         </w:tc>
@@ -5408,7 +5408,7 @@
               <w:rPr>
                 <w:sz w:val="18"/>
               </w:rPr>
-              <w:t>0.0000</w:t>
+              <w:t>&lt;0.0001</w:t>
             </w:r>
           </w:p>
         </w:tc>
@@ -5434,7 +5434,7 @@
               <w:rPr>
                 <w:sz w:val="18"/>
               </w:rPr>
-              <w:t>0.0000</w:t>
+              <w:t>&lt;0.0001</w:t>
             </w:r>
           </w:p>
         </w:tc>
@@ -5644,33 +5644,33 @@
               <w:rPr>
                 <w:sz w:val="18"/>
               </w:rPr>
-              <w:t>0.0000</w:t>
-            </w:r>
-          </w:p>
-        </w:tc>
-        <w:tc>
-          <w:tcPr>
-            <w:tcW w:type="dxa" w:w="480"/>
-          </w:tcPr>
-          <w:p>
-            <w:r>
-              <w:rPr>
-                <w:sz w:val="18"/>
-              </w:rPr>
-              <w:t>0.0000</w:t>
-            </w:r>
-          </w:p>
-        </w:tc>
-        <w:tc>
-          <w:tcPr>
-            <w:tcW w:type="dxa" w:w="480"/>
-          </w:tcPr>
-          <w:p>
-            <w:r>
-              <w:rPr>
-                <w:sz w:val="18"/>
-              </w:rPr>
-              <w:t>0.0000</w:t>
+              <w:t>&lt;0.0001</w:t>
+            </w:r>
+          </w:p>
+        </w:tc>
+        <w:tc>
+          <w:tcPr>
+            <w:tcW w:type="dxa" w:w="480"/>
+          </w:tcPr>
+          <w:p>
+            <w:r>
+              <w:rPr>
+                <w:sz w:val="18"/>
+              </w:rPr>
+              <w:t>&lt;0.0001</w:t>
+            </w:r>
+          </w:p>
+        </w:tc>
+        <w:tc>
+          <w:tcPr>
+            <w:tcW w:type="dxa" w:w="480"/>
+          </w:tcPr>
+          <w:p>
+            <w:r>
+              <w:rPr>
+                <w:sz w:val="18"/>
+              </w:rPr>
+              <w:t>&lt;0.0001</w:t>
             </w:r>
           </w:p>
         </w:tc>
@@ -5880,33 +5880,33 @@
               <w:rPr>
                 <w:sz w:val="18"/>
               </w:rPr>
-              <w:t>0.0000</w:t>
-            </w:r>
-          </w:p>
-        </w:tc>
-        <w:tc>
-          <w:tcPr>
-            <w:tcW w:type="dxa" w:w="480"/>
-          </w:tcPr>
-          <w:p>
-            <w:r>
-              <w:rPr>
-                <w:sz w:val="18"/>
-              </w:rPr>
-              <w:t>0.0000</w:t>
-            </w:r>
-          </w:p>
-        </w:tc>
-        <w:tc>
-          <w:tcPr>
-            <w:tcW w:type="dxa" w:w="480"/>
-          </w:tcPr>
-          <w:p>
-            <w:r>
-              <w:rPr>
-                <w:sz w:val="18"/>
-              </w:rPr>
-              <w:t>0.0000</w:t>
+              <w:t>&lt;0.0001</w:t>
+            </w:r>
+          </w:p>
+        </w:tc>
+        <w:tc>
+          <w:tcPr>
+            <w:tcW w:type="dxa" w:w="480"/>
+          </w:tcPr>
+          <w:p>
+            <w:r>
+              <w:rPr>
+                <w:sz w:val="18"/>
+              </w:rPr>
+              <w:t>&lt;0.0001</w:t>
+            </w:r>
+          </w:p>
+        </w:tc>
+        <w:tc>
+          <w:tcPr>
+            <w:tcW w:type="dxa" w:w="480"/>
+          </w:tcPr>
+          <w:p>
+            <w:r>
+              <w:rPr>
+                <w:sz w:val="18"/>
+              </w:rPr>
+              <w:t>&lt;0.0001</w:t>
             </w:r>
           </w:p>
         </w:tc>
@@ -6116,33 +6116,33 @@
               <w:rPr>
                 <w:sz w:val="18"/>
               </w:rPr>
-              <w:t>0.0000</w:t>
-            </w:r>
-          </w:p>
-        </w:tc>
-        <w:tc>
-          <w:tcPr>
-            <w:tcW w:type="dxa" w:w="480"/>
-          </w:tcPr>
-          <w:p>
-            <w:r>
-              <w:rPr>
-                <w:sz w:val="18"/>
-              </w:rPr>
-              <w:t>0.0000</w:t>
-            </w:r>
-          </w:p>
-        </w:tc>
-        <w:tc>
-          <w:tcPr>
-            <w:tcW w:type="dxa" w:w="480"/>
-          </w:tcPr>
-          <w:p>
-            <w:r>
-              <w:rPr>
-                <w:sz w:val="18"/>
-              </w:rPr>
-              <w:t>0.0000</w:t>
+              <w:t>&lt;0.0001</w:t>
+            </w:r>
+          </w:p>
+        </w:tc>
+        <w:tc>
+          <w:tcPr>
+            <w:tcW w:type="dxa" w:w="480"/>
+          </w:tcPr>
+          <w:p>
+            <w:r>
+              <w:rPr>
+                <w:sz w:val="18"/>
+              </w:rPr>
+              <w:t>&lt;0.0001</w:t>
+            </w:r>
+          </w:p>
+        </w:tc>
+        <w:tc>
+          <w:tcPr>
+            <w:tcW w:type="dxa" w:w="480"/>
+          </w:tcPr>
+          <w:p>
+            <w:r>
+              <w:rPr>
+                <w:sz w:val="18"/>
+              </w:rPr>
+              <w:t>&lt;0.0001</w:t>
             </w:r>
           </w:p>
         </w:tc>
@@ -6352,33 +6352,33 @@
               <w:rPr>
                 <w:sz w:val="18"/>
               </w:rPr>
-              <w:t>0.0000</w:t>
-            </w:r>
-          </w:p>
-        </w:tc>
-        <w:tc>
-          <w:tcPr>
-            <w:tcW w:type="dxa" w:w="480"/>
-          </w:tcPr>
-          <w:p>
-            <w:r>
-              <w:rPr>
-                <w:sz w:val="18"/>
-              </w:rPr>
-              <w:t>0.0000</w:t>
-            </w:r>
-          </w:p>
-        </w:tc>
-        <w:tc>
-          <w:tcPr>
-            <w:tcW w:type="dxa" w:w="480"/>
-          </w:tcPr>
-          <w:p>
-            <w:r>
-              <w:rPr>
-                <w:sz w:val="18"/>
-              </w:rPr>
-              <w:t>0.0000</w:t>
+              <w:t>&lt;0.0001</w:t>
+            </w:r>
+          </w:p>
+        </w:tc>
+        <w:tc>
+          <w:tcPr>
+            <w:tcW w:type="dxa" w:w="480"/>
+          </w:tcPr>
+          <w:p>
+            <w:r>
+              <w:rPr>
+                <w:sz w:val="18"/>
+              </w:rPr>
+              <w:t>&lt;0.0001</w:t>
+            </w:r>
+          </w:p>
+        </w:tc>
+        <w:tc>
+          <w:tcPr>
+            <w:tcW w:type="dxa" w:w="480"/>
+          </w:tcPr>
+          <w:p>
+            <w:r>
+              <w:rPr>
+                <w:sz w:val="18"/>
+              </w:rPr>
+              <w:t>&lt;0.0001</w:t>
             </w:r>
           </w:p>
         </w:tc>
@@ -6824,7 +6824,7 @@
               <w:rPr>
                 <w:sz w:val="18"/>
               </w:rPr>
-              <w:t>0.0000</w:t>
+              <w:t>&lt;0.0001</w:t>
             </w:r>
           </w:p>
         </w:tc>
@@ -6850,7 +6850,7 @@
               <w:rPr>
                 <w:sz w:val="18"/>
               </w:rPr>
-              <w:t>0.0000</w:t>
+              <w:t>&lt;0.0001</w:t>
             </w:r>
           </w:p>
         </w:tc>
@@ -7060,7 +7060,7 @@
               <w:rPr>
                 <w:sz w:val="18"/>
               </w:rPr>
-              <w:t>0.0000</w:t>
+              <w:t>&lt;0.0001</w:t>
             </w:r>
           </w:p>
         </w:tc>
@@ -7086,7 +7086,7 @@
               <w:rPr>
                 <w:sz w:val="18"/>
               </w:rPr>
-              <w:t>0.0000</w:t>
+              <w:t>&lt;0.0001</w:t>
             </w:r>
           </w:p>
         </w:tc>
@@ -7532,7 +7532,7 @@
               <w:rPr>
                 <w:sz w:val="18"/>
               </w:rPr>
-              <w:t>0.0000</w:t>
+              <w:t>&lt;0.0001</w:t>
             </w:r>
           </w:p>
         </w:tc>
@@ -7558,7 +7558,7 @@
               <w:rPr>
                 <w:sz w:val="18"/>
               </w:rPr>
-              <w:t>0.0001</w:t>
+              <w:t>&lt;0.0001</w:t>
             </w:r>
           </w:p>
         </w:tc>
@@ -7768,7 +7768,7 @@
               <w:rPr>
                 <w:sz w:val="18"/>
               </w:rPr>
-              <w:t>0.0000</w:t>
+              <w:t>&lt;0.0001</w:t>
             </w:r>
           </w:p>
         </w:tc>
@@ -7794,7 +7794,7 @@
               <w:rPr>
                 <w:sz w:val="18"/>
               </w:rPr>
-              <w:t>0.0001</w:t>
+              <w:t>&lt;0.0001</w:t>
             </w:r>
           </w:p>
         </w:tc>
@@ -9420,33 +9420,33 @@
               <w:rPr>
                 <w:sz w:val="18"/>
               </w:rPr>
-              <w:t>0.0000</w:t>
-            </w:r>
-          </w:p>
-        </w:tc>
-        <w:tc>
-          <w:tcPr>
-            <w:tcW w:type="dxa" w:w="480"/>
-          </w:tcPr>
-          <w:p>
-            <w:r>
-              <w:rPr>
-                <w:sz w:val="18"/>
-              </w:rPr>
-              <w:t>0.0001</w:t>
-            </w:r>
-          </w:p>
-        </w:tc>
-        <w:tc>
-          <w:tcPr>
-            <w:tcW w:type="dxa" w:w="480"/>
-          </w:tcPr>
-          <w:p>
-            <w:r>
-              <w:rPr>
-                <w:sz w:val="18"/>
-              </w:rPr>
-              <w:t>0.0000</w:t>
+              <w:t>&lt;0.0001</w:t>
+            </w:r>
+          </w:p>
+        </w:tc>
+        <w:tc>
+          <w:tcPr>
+            <w:tcW w:type="dxa" w:w="480"/>
+          </w:tcPr>
+          <w:p>
+            <w:r>
+              <w:rPr>
+                <w:sz w:val="18"/>
+              </w:rPr>
+              <w:t>&lt;0.0001</w:t>
+            </w:r>
+          </w:p>
+        </w:tc>
+        <w:tc>
+          <w:tcPr>
+            <w:tcW w:type="dxa" w:w="480"/>
+          </w:tcPr>
+          <w:p>
+            <w:r>
+              <w:rPr>
+                <w:sz w:val="18"/>
+              </w:rPr>
+              <w:t>&lt;0.0001</w:t>
             </w:r>
           </w:p>
         </w:tc>
@@ -9656,33 +9656,33 @@
               <w:rPr>
                 <w:sz w:val="18"/>
               </w:rPr>
-              <w:t>0.0000</w:t>
-            </w:r>
-          </w:p>
-        </w:tc>
-        <w:tc>
-          <w:tcPr>
-            <w:tcW w:type="dxa" w:w="480"/>
-          </w:tcPr>
-          <w:p>
-            <w:r>
-              <w:rPr>
-                <w:sz w:val="18"/>
-              </w:rPr>
-              <w:t>0.0001</w:t>
-            </w:r>
-          </w:p>
-        </w:tc>
-        <w:tc>
-          <w:tcPr>
-            <w:tcW w:type="dxa" w:w="480"/>
-          </w:tcPr>
-          <w:p>
-            <w:r>
-              <w:rPr>
-                <w:sz w:val="18"/>
-              </w:rPr>
-              <w:t>0.0000</w:t>
+              <w:t>&lt;0.0001</w:t>
+            </w:r>
+          </w:p>
+        </w:tc>
+        <w:tc>
+          <w:tcPr>
+            <w:tcW w:type="dxa" w:w="480"/>
+          </w:tcPr>
+          <w:p>
+            <w:r>
+              <w:rPr>
+                <w:sz w:val="18"/>
+              </w:rPr>
+              <w:t>&lt;0.0001</w:t>
+            </w:r>
+          </w:p>
+        </w:tc>
+        <w:tc>
+          <w:tcPr>
+            <w:tcW w:type="dxa" w:w="480"/>
+          </w:tcPr>
+          <w:p>
+            <w:r>
+              <w:rPr>
+                <w:sz w:val="18"/>
+              </w:rPr>
+              <w:t>&lt;0.0001</w:t>
             </w:r>
           </w:p>
         </w:tc>
@@ -13594,7 +13594,7 @@
           <w:i/>
           <w:sz w:val="14"/>
         </w:rPr>
-        <w:t>Source: D:/Projects/HeartGuard/outputs/12_statistics/paired_fold_tests.csv; D:/Projects/HeartGuard/outputs/12_statistics/friedman_omnibus.csv; D:/Projects/HeartGuard/outputs/12_statistics/mcnemar_paired_predictions.csv; D:/Projects/HeartGuard/outputs/12_statistics/bootstrap_auc_ci.csv; D:/Projects/HeartGuard/outputs/12_statistics/foldwise_mean_sd.csv</w:t>
+        <w:t>Source: outputs/12_statistics/paired_fold_tests.csv; outputs/12_statistics/friedman_omnibus.csv; outputs/12_statistics/mcnemar_paired_predictions.csv; outputs/12_statistics/bootstrap_auc_ci.csv; outputs/12_statistics/foldwise_mean_sd.csv</w:t>
       </w:r>
     </w:p>
     <w:p>
@@ -13603,7 +13603,7 @@
           <w:i/>
           <w:sz w:val="14"/>
         </w:rPr>
-        <w:t>Generated by PV-MEPCG / PulseVision at 2026-09-10T12:53:01.006415+00:00</w:t>
+        <w:t>Generated by PV-MEPCG / PulseVision at 2026-09-10T17:10:40.415481+00:00</w:t>
       </w:r>
     </w:p>
     <w:sectPr>
